--- a/class-08/preregistration.docx
+++ b/class-08/preregistration.docx
@@ -75,21 +75,6 @@
           <w:rFonts w:ascii="Calibri" w:hAnsi="Calibri"/>
           <w:b w:val="0"/>
         </w:rPr>
-        <w:t>Kahneman and Tversky (1979) examined choices between described sure and risky outcomes. We ask whether participants choose a gamble more often as its potential prize increases.</w:t>
-      </w:r>
-    </w:p>
-    <w:p>
-      <w:pPr>
-        <w:spacing w:line="276" w:lineRule="auto"/>
-        <w:rPr>
-          <w:rFonts w:ascii="Calibri" w:hAnsi="Calibri" w:cs="Calibri"/>
-        </w:rPr>
-      </w:pPr>
-      <w:r>
-        <w:rPr>
-          <w:rFonts w:ascii="Calibri" w:hAnsi="Calibri"/>
-          <w:b w:val="0"/>
-        </w:rPr>
       </w:r>
       <w:r>
         <w:rPr>
@@ -103,7 +88,7 @@
           <w:rFonts w:ascii="Calibri" w:hAnsi="Calibri"/>
           <w:b w:val="0"/>
         </w:rPr>
-        <w:t xml:space="preserve"> The mean proportion of gamble choices will be higher for prizes of 24, 28 and 32 points than for prizes of 12, 16 and 20 points.</w:t>
+        <w:t xml:space="preserve"> People require a positive expected-value premium to accept risk rather than a certain outcome.</w:t>
       </w:r>
     </w:p>
     <w:p>
@@ -137,49 +122,49 @@
           <w:rFonts w:ascii="Calibri" w:hAnsi="Calibri"/>
           <w:b w:val="0"/>
         </w:rPr>
-        <w:t xml:space="preserve">Each decision will be coded </w:t>
-      </w:r>
-      <w:r>
-        <w:rPr>
-          <w:rFonts w:ascii="Calibri" w:hAnsi="Calibri"/>
-          <w:b/>
-        </w:rPr>
-        <w:t>gamble = 1</w:t>
-      </w:r>
-      <w:r>
-        <w:rPr>
-          <w:rFonts w:ascii="Calibri" w:hAnsi="Calibri"/>
-          <w:b w:val="0"/>
-        </w:rPr>
-        <w:t xml:space="preserve"> or </w:t>
-      </w:r>
-      <w:r>
-        <w:rPr>
-          <w:rFonts w:ascii="Calibri" w:hAnsi="Calibri"/>
-          <w:b/>
-        </w:rPr>
-        <w:t>sure = 0</w:t>
-      </w:r>
-      <w:r>
-        <w:rPr>
-          <w:rFonts w:ascii="Calibri" w:hAnsi="Calibri"/>
-          <w:b w:val="0"/>
-        </w:rPr>
-        <w:t xml:space="preserve">. For each participant, we will calculate the mean for the three lower prizes and the mean for the three higher prizes. The primary outcome is the within-participant difference: </w:t>
-      </w:r>
-      <w:r>
-        <w:rPr>
-          <w:rFonts w:ascii="Calibri" w:hAnsi="Calibri"/>
-          <w:b/>
-        </w:rPr>
-        <w:t>higher minus lower</w:t>
-      </w:r>
-      <w:r>
-        <w:rPr>
-          <w:rFonts w:ascii="Calibri" w:hAnsi="Calibri"/>
-          <w:b w:val="0"/>
-        </w:rPr>
-        <w:t>.</w:t>
+        <w:t>Our primary measure is the expected-value premium at indifference:</w:t>
+      </w:r>
+    </w:p>
+    <w:p>
+      <w:pPr>
+        <w:spacing w:line="276" w:lineRule="auto"/>
+        <w:rPr>
+          <w:rFonts w:ascii="Calibri" w:hAnsi="Calibri" w:cs="Calibri"/>
+        </w:rPr>
+      </w:pPr>
+      <w:r>
+        <w:rPr>
+          <w:rFonts w:ascii="Calibri" w:hAnsi="Calibri"/>
+          <w:b w:val="0"/>
+        </w:rPr>
+      </w:r>
+      <w:r>
+        <w:rPr>
+          <w:rFonts w:ascii="Calibri" w:hAnsi="Calibri"/>
+          <w:b/>
+        </w:rPr>
+        <w:t>Δ = expected value of the gamble at indifference − the sure amount.</w:t>
+      </w:r>
+      <w:r>
+        <w:rPr>
+          <w:rFonts w:ascii="Calibri" w:hAnsi="Calibri"/>
+          <w:b w:val="0"/>
+        </w:rPr>
+      </w:r>
+    </w:p>
+    <w:p>
+      <w:pPr>
+        <w:spacing w:line="276" w:lineRule="auto"/>
+        <w:rPr>
+          <w:rFonts w:ascii="Calibri" w:hAnsi="Calibri" w:cs="Calibri"/>
+        </w:rPr>
+      </w:pPr>
+      <w:r>
+        <w:rPr>
+          <w:rFonts w:ascii="Calibri" w:hAnsi="Calibri"/>
+          <w:b w:val="0"/>
+        </w:rPr>
+        <w:t>Positive Δ indicates risk aversion, zero is the risk-neutral benchmark, and negative Δ indicates risk seeking. We will use participants’ choices to locate Δ within a switching interval.</w:t>
       </w:r>
     </w:p>
     <w:p>
@@ -219,14 +204,57 @@
           <w:rFonts w:ascii="Calibri" w:hAnsi="Calibri"/>
           <w:b/>
         </w:rPr>
-        <w:t>One condition; six decisions per participant.</w:t>
-      </w:r>
-      <w:r>
-        <w:rPr>
-          <w:rFonts w:ascii="Calibri" w:hAnsi="Calibri"/>
-          <w:b w:val="0"/>
-        </w:rPr>
-        <w:t xml:space="preserve"> Everyone chooses between 10 points for sure and a 50% chance of a larger prize, otherwise 0. The prizes are 12, 16, 20, 24, 28 and 32 points, presented in that order. All points are hypothetical, with no payment or outcome feedback.</w:t>
+        <w:t>Two conditions; seven decisions per participant.</w:t>
+      </w:r>
+      <w:r>
+        <w:rPr>
+          <w:rFonts w:ascii="Calibri" w:hAnsi="Calibri"/>
+          <w:b w:val="0"/>
+        </w:rPr>
+        <w:t xml:space="preserve"> Participants will be randomly assigned in approximately equal numbers to ascending or descending prize order. Everyone will choose between 10 points for sure and a 50% chance of a prize, otherwise 0.</w:t>
+      </w:r>
+    </w:p>
+    <w:p>
+      <w:pPr>
+        <w:spacing w:line="276" w:lineRule="auto"/>
+        <w:rPr>
+          <w:rFonts w:ascii="Calibri" w:hAnsi="Calibri" w:cs="Calibri"/>
+        </w:rPr>
+      </w:pPr>
+      <w:r>
+        <w:rPr>
+          <w:rFonts w:ascii="Calibri" w:hAnsi="Calibri"/>
+          <w:b w:val="0"/>
+        </w:rPr>
+        <w:t xml:space="preserve">The ascending prizes are </w:t>
+      </w:r>
+      <w:r>
+        <w:rPr>
+          <w:rFonts w:ascii="Calibri" w:hAnsi="Calibri"/>
+          <w:b/>
+        </w:rPr>
+        <w:t>2, 8, 14, 20, 26, 32 and 38 points</w:t>
+      </w:r>
+      <w:r>
+        <w:rPr>
+          <w:rFonts w:ascii="Calibri" w:hAnsi="Calibri"/>
+          <w:b w:val="0"/>
+        </w:rPr>
+        <w:t xml:space="preserve">; the descending condition reverses this sequence. Gamble EVs are 1, 4, 7, 10, 13, 16 and 19 points. Thus, the offered EV differences are </w:t>
+      </w:r>
+      <w:r>
+        <w:rPr>
+          <w:rFonts w:ascii="Calibri" w:hAnsi="Calibri"/>
+          <w:b/>
+        </w:rPr>
+        <w:t>−9, −6, −3, 0, +3, +6 and +9</w:t>
+      </w:r>
+      <w:r>
+        <w:rPr>
+          <w:rFonts w:ascii="Calibri" w:hAnsi="Calibri"/>
+          <w:b w:val="0"/>
+        </w:rPr>
+        <w:t>. All choices are hypothetical, with no payment or outcome feedback.</w:t>
       </w:r>
     </w:p>
     <w:p>
@@ -261,36 +289,106 @@
           <w:rFonts w:ascii="Calibri" w:hAnsi="Calibri"/>
           <w:b w:val="0"/>
         </w:rPr>
-        <w:t xml:space="preserve">We will compare participants’ higher- and lower-prize gamble proportions using a </w:t>
-      </w:r>
-      <w:r>
-        <w:rPr>
-          <w:rFonts w:ascii="Calibri" w:hAnsi="Calibri"/>
-          <w:b/>
-        </w:rPr>
-        <w:t>two-sided paired-samples t test (α = .05)</w:t>
-      </w:r>
-      <w:r>
-        <w:rPr>
-          <w:rFonts w:ascii="Calibri" w:hAnsi="Calibri"/>
-          <w:b w:val="0"/>
-        </w:rPr>
-        <w:t>. We will report N, both means, their paired mean difference in percentage points, its 95% confidence interval, t, degrees of freedom and the exact p value. A positive difference with p &lt; .05 supports the hypothesis.</w:t>
-      </w:r>
-    </w:p>
-    <w:p>
-      <w:pPr>
-        <w:spacing w:line="276" w:lineRule="auto"/>
-        <w:rPr>
-          <w:rFonts w:ascii="Calibri" w:hAnsi="Calibri" w:cs="Calibri"/>
-        </w:rPr>
-      </w:pPr>
-      <w:r>
-        <w:rPr>
-          <w:rFonts w:ascii="Calibri" w:hAnsi="Calibri"/>
-          <w:b w:val="0"/>
-        </w:rPr>
-        <w:t>If fewer than two participants remain or the paired differences have no variation, we will report descriptives only; the planned t test is not estimable.</w:t>
+      </w:r>
+      <w:r>
+        <w:rPr>
+          <w:rFonts w:ascii="Calibri" w:hAnsi="Calibri"/>
+          <w:b/>
+        </w:rPr>
+        <w:t>Prediction:</w:t>
+      </w:r>
+      <w:r>
+        <w:rPr>
+          <w:rFonts w:ascii="Calibri" w:hAnsi="Calibri"/>
+          <w:b w:val="0"/>
+        </w:rPr>
+        <w:t xml:space="preserve"> Participants’ indifference thresholds will tend to lie above zero.</w:t>
+      </w:r>
+    </w:p>
+    <w:p>
+      <w:pPr>
+        <w:spacing w:line="276" w:lineRule="auto"/>
+        <w:rPr>
+          <w:rFonts w:ascii="Calibri" w:hAnsi="Calibri" w:cs="Calibri"/>
+        </w:rPr>
+      </w:pPr>
+      <w:r>
+        <w:rPr>
+          <w:rFonts w:ascii="Calibri" w:hAnsi="Calibri"/>
+          <w:b w:val="0"/>
+        </w:rPr>
+      </w:r>
+      <w:r>
+        <w:rPr>
+          <w:rFonts w:ascii="Calibri" w:hAnsi="Calibri"/>
+          <w:b/>
+        </w:rPr>
+        <w:t>Choice figure:</w:t>
+      </w:r>
+      <w:r>
+        <w:rPr>
+          <w:rFonts w:ascii="Calibri" w:hAnsi="Calibri"/>
+          <w:b w:val="0"/>
+        </w:rPr>
+        <w:t xml:space="preserve"> We will plot the percentage choosing the gamble against the offered EV difference, with separate lines for the two conditions and a vertical reference at zero. Each point will use all included participants in that condition; we will report the counts.</w:t>
+      </w:r>
+    </w:p>
+    <w:p>
+      <w:pPr>
+        <w:spacing w:line="276" w:lineRule="auto"/>
+        <w:rPr>
+          <w:rFonts w:ascii="Calibri" w:hAnsi="Calibri" w:cs="Calibri"/>
+        </w:rPr>
+      </w:pPr>
+      <w:r>
+        <w:rPr>
+          <w:rFonts w:ascii="Calibri" w:hAnsi="Calibri"/>
+          <w:b w:val="0"/>
+        </w:rPr>
+      </w:r>
+      <w:r>
+        <w:rPr>
+          <w:rFonts w:ascii="Calibri" w:hAnsi="Calibri"/>
+          <w:b/>
+        </w:rPr>
+        <w:t>Threshold summary:</w:t>
+      </w:r>
+      <w:r>
+        <w:rPr>
+          <w:rFonts w:ascii="Calibri" w:hAnsi="Calibri"/>
+          <w:b w:val="0"/>
+        </w:rPr>
+        <w:t xml:space="preserve"> We will first arrange each participant’s responses by increasing gamble EV, regardless of presentation order. For a consistent switch from sure to gamble, Δ will be bounded by the EV differences at the last sure choice and first gamble choice, including both endpoints.</w:t>
+      </w:r>
+    </w:p>
+    <w:p>
+      <w:pPr>
+        <w:spacing w:line="276" w:lineRule="auto"/>
+        <w:rPr>
+          <w:rFonts w:ascii="Calibri" w:hAnsi="Calibri" w:cs="Calibri"/>
+        </w:rPr>
+      </w:pPr>
+      <w:r>
+        <w:rPr>
+          <w:rFonts w:ascii="Calibri" w:hAnsi="Calibri"/>
+          <w:b w:val="0"/>
+        </w:rPr>
+        <w:t>Always-sure responses give Δ ≥ +9; always-gamble responses give Δ ≤ −9. Responses that switch back to sure as EV increases will be reported as having no single identifiable threshold and retained in the choice figure.</w:t>
+      </w:r>
+    </w:p>
+    <w:p>
+      <w:pPr>
+        <w:spacing w:line="276" w:lineRule="auto"/>
+        <w:rPr>
+          <w:rFonts w:ascii="Calibri" w:hAnsi="Calibri" w:cs="Calibri"/>
+        </w:rPr>
+      </w:pPr>
+      <w:r>
+        <w:rPr>
+          <w:rFonts w:ascii="Calibri" w:hAnsi="Calibri"/>
+          <w:b w:val="0"/>
+        </w:rPr>
+        <w:t>We will report the number and percentage of all included participants whose Δ intervals are entirely positive, entirely negative, or include zero, plus those with no identifiable threshold. We will show this summary overall and by condition.</w:t>
       </w:r>
     </w:p>
     <w:p>
@@ -324,22 +422,7 @@
           <w:rFonts w:ascii="Calibri" w:hAnsi="Calibri"/>
           <w:b w:val="0"/>
         </w:rPr>
-        <w:t>We will include consenting participants with all six valid responses and no recorded age below 18. Missing demographics will not cause exclusion. For repeated IDs, we will ignore surrounding spaces and letter case and retain the complete eligible submission with the lowest oTree participant.id_in_session.</w:t>
-      </w:r>
-    </w:p>
-    <w:p>
-      <w:pPr>
-        <w:spacing w:line="276" w:lineRule="auto"/>
-        <w:rPr>
-          <w:rFonts w:ascii="Calibri" w:hAnsi="Calibri" w:cs="Calibri"/>
-        </w:rPr>
-      </w:pPr>
-      <w:r>
-        <w:rPr>
-          <w:rFonts w:ascii="Calibri" w:hAnsi="Calibri"/>
-          <w:b w:val="0"/>
-        </w:rPr>
-        <w:t>We will check prize values and choice codes before analysis and investigate unexpected records. We will not exclude participants for always choosing one option or switching back and forth. We will report the numbers consenting and included, and exclusion reasons.</w:t>
+        <w:t>We will include one completed run from each unique consenting adult participant, retaining the first completed run if more than one was submitted. Missing demographics will not cause exclusion. No participant will be excluded because of their choice pattern. Test sessions will not be analyzed.</w:t>
       </w:r>
     </w:p>
     <w:p>
@@ -387,7 +470,7 @@
           <w:rFonts w:ascii="Calibri" w:hAnsi="Calibri"/>
           <w:b w:val="0"/>
         </w:rPr>
-        <w:t>, to participate voluntarily. Data collection will close when the activity ends, before we inspect results. Recruitment will not be extended based on the findings. Test sessions will not be analyzed.</w:t>
+        <w:t>, to participate voluntarily. Data collection will close when the activity ends, before we inspect results. Recruitment will not be extended based on the findings.</w:t>
       </w:r>
     </w:p>
     <w:p>
@@ -421,50 +504,7 @@
           <w:rFonts w:ascii="Calibri" w:hAnsi="Calibri"/>
           <w:b w:val="0"/>
         </w:rPr>
-        <w:t>Using the same included participants, we will tabulate the number and percentage choosing the gamble at each prize and plot these percentages on a 0–100% axis.</w:t>
-      </w:r>
-    </w:p>
-    <w:p>
-      <w:pPr>
-        <w:spacing w:line="276" w:lineRule="auto"/>
-        <w:rPr>
-          <w:rFonts w:ascii="Calibri" w:hAnsi="Calibri" w:cs="Calibri"/>
-        </w:rPr>
-      </w:pPr>
-      <w:r>
-        <w:rPr>
-          <w:rFonts w:ascii="Calibri" w:hAnsi="Calibri"/>
-          <w:b w:val="0"/>
-        </w:rPr>
-      </w:r>
-      <w:r>
-        <w:rPr>
-          <w:rFonts w:ascii="Calibri" w:hAnsi="Calibri"/>
-          <w:b/>
-        </w:rPr>
-        <w:t>Exploratory analyses:</w:t>
-      </w:r>
-      <w:r>
-        <w:rPr>
-          <w:rFonts w:ascii="Calibri" w:hAnsi="Calibri"/>
-          <w:b w:val="0"/>
-        </w:rPr>
-        <w:t xml:space="preserve"> We will count four response patterns: always sure, always gamble, a single switch from sure to gamble, and any switch from gamble back to sure. These will be reported separately from the primary test. Demographics will be descriptive only.</w:t>
-      </w:r>
-    </w:p>
-    <w:p>
-      <w:pPr>
-        <w:spacing w:line="276" w:lineRule="auto"/>
-        <w:rPr>
-          <w:rFonts w:ascii="Calibri" w:hAnsi="Calibri" w:cs="Calibri"/>
-        </w:rPr>
-      </w:pPr>
-      <w:r>
-        <w:rPr>
-          <w:rFonts w:ascii="Calibri" w:hAnsi="Calibri"/>
-          <w:b w:val="0"/>
-        </w:rPr>
-        <w:t>Kahneman, D., &amp; Tversky, A. (1979). Prospect theory: An analysis of decision under risk. Econometrica, 47(2), 263–291. https://doi.org/10.2307/1914185</w:t>
+        <w:t>None.</w:t>
       </w:r>
     </w:p>
     <w:sectPr>
